--- a/Project/CO2XAI/ReferenceExperiment_261010.docx
+++ b/Project/CO2XAI/ReferenceExperiment_261010.docx
@@ -1451,6 +1451,7 @@
       <w:r>
         <w:rPr>
           <w:rFonts w:asciiTheme="majorHAnsi" w:eastAsiaTheme="majorHAnsi" w:hAnsiTheme="majorHAnsi"/>
+          <w:noProof/>
           <w:sz w:val="18"/>
           <w:szCs w:val="20"/>
         </w:rPr>
@@ -1878,15 +1879,17 @@
           <w:bCs/>
           <w:sz w:val="18"/>
           <w:szCs w:val="20"/>
-        </w:rPr>
-      </w:pPr>
-      <w:r>
-        <w:rPr>
-          <w:rFonts w:asciiTheme="majorHAnsi" w:eastAsiaTheme="majorHAnsi" w:hAnsiTheme="majorHAnsi"/>
-          <w:b/>
-          <w:bCs/>
-          <w:sz w:val="18"/>
-          <w:szCs w:val="20"/>
+          <w:highlight w:val="yellow"/>
+        </w:rPr>
+      </w:pPr>
+      <w:r>
+        <w:rPr>
+          <w:rFonts w:asciiTheme="majorHAnsi" w:eastAsiaTheme="majorHAnsi" w:hAnsiTheme="majorHAnsi"/>
+          <w:b/>
+          <w:bCs/>
+          <w:sz w:val="18"/>
+          <w:szCs w:val="20"/>
+          <w:highlight w:val="yellow"/>
         </w:rPr>
         <w:t>실험 5. 예측 대상 변경 및 강건성 검증</w:t>
       </w:r>
@@ -1897,13 +1900,15 @@
           <w:rFonts w:asciiTheme="majorHAnsi" w:eastAsiaTheme="majorHAnsi" w:hAnsiTheme="majorHAnsi"/>
           <w:sz w:val="18"/>
           <w:szCs w:val="20"/>
-        </w:rPr>
-      </w:pPr>
-      <w:r>
-        <w:rPr>
-          <w:rFonts w:asciiTheme="majorHAnsi" w:eastAsiaTheme="majorHAnsi" w:hAnsiTheme="majorHAnsi"/>
-          <w:sz w:val="18"/>
-          <w:szCs w:val="20"/>
+          <w:highlight w:val="yellow"/>
+        </w:rPr>
+      </w:pPr>
+      <w:r>
+        <w:rPr>
+          <w:rFonts w:asciiTheme="majorHAnsi" w:eastAsiaTheme="majorHAnsi" w:hAnsiTheme="majorHAnsi"/>
+          <w:sz w:val="18"/>
+          <w:szCs w:val="20"/>
+          <w:highlight w:val="yellow"/>
         </w:rPr>
         <w:t>연속형 RNOA 변화량 대신 다음 연도 수익성 증가 여부를 이진분류 문제로 변경하여 결과가 유지되는지 검증함.</w:t>
       </w:r>
@@ -1914,13 +1919,15 @@
           <w:rFonts w:asciiTheme="majorHAnsi" w:eastAsiaTheme="majorHAnsi" w:hAnsiTheme="majorHAnsi"/>
           <w:sz w:val="18"/>
           <w:szCs w:val="20"/>
-        </w:rPr>
-      </w:pPr>
-      <w:r>
-        <w:rPr>
-          <w:rFonts w:asciiTheme="majorHAnsi" w:eastAsiaTheme="majorHAnsi" w:hAnsiTheme="majorHAnsi"/>
-          <w:sz w:val="18"/>
-          <w:szCs w:val="20"/>
+          <w:highlight w:val="yellow"/>
+        </w:rPr>
+      </w:pPr>
+      <w:r>
+        <w:rPr>
+          <w:rFonts w:asciiTheme="majorHAnsi" w:eastAsiaTheme="majorHAnsi" w:hAnsiTheme="majorHAnsi"/>
+          <w:sz w:val="18"/>
+          <w:szCs w:val="20"/>
+          <w:highlight w:val="yellow"/>
         </w:rPr>
         <w:t xml:space="preserve">Gradient Boosting의 평균 OOS AUC는 0.741, Logistic Regression은 0.684로 나타남. 수익성 변화 방향 예측에서도 </w:t>
       </w:r>
@@ -1930,6 +1937,7 @@
           <w:rFonts w:asciiTheme="majorHAnsi" w:eastAsiaTheme="majorHAnsi" w:hAnsiTheme="majorHAnsi"/>
           <w:sz w:val="18"/>
           <w:szCs w:val="20"/>
+          <w:highlight w:val="yellow"/>
         </w:rPr>
         <w:t>머신러닝의</w:t>
       </w:r>
@@ -1939,6 +1947,7 @@
           <w:rFonts w:asciiTheme="majorHAnsi" w:eastAsiaTheme="majorHAnsi" w:hAnsiTheme="majorHAnsi"/>
           <w:sz w:val="18"/>
           <w:szCs w:val="20"/>
+          <w:highlight w:val="yellow"/>
         </w:rPr>
         <w:t xml:space="preserve"> 상대적 우위가 유지되었으며, 주요 변수의 중요도 역시 유사하게 나타남.</w:t>
       </w:r>
@@ -1949,13 +1958,15 @@
           <w:rFonts w:asciiTheme="majorHAnsi" w:eastAsiaTheme="majorHAnsi" w:hAnsiTheme="majorHAnsi"/>
           <w:sz w:val="18"/>
           <w:szCs w:val="20"/>
-        </w:rPr>
-      </w:pPr>
-      <w:r>
-        <w:rPr>
-          <w:rFonts w:asciiTheme="majorHAnsi" w:eastAsiaTheme="majorHAnsi" w:hAnsiTheme="majorHAnsi"/>
-          <w:sz w:val="18"/>
-          <w:szCs w:val="20"/>
+          <w:highlight w:val="yellow"/>
+        </w:rPr>
+      </w:pPr>
+      <w:r>
+        <w:rPr>
+          <w:rFonts w:asciiTheme="majorHAnsi" w:eastAsiaTheme="majorHAnsi" w:hAnsiTheme="majorHAnsi"/>
+          <w:sz w:val="18"/>
+          <w:szCs w:val="20"/>
+          <w:highlight w:val="yellow"/>
         </w:rPr>
         <w:t xml:space="preserve">다른 </w:t>
       </w:r>
@@ -1965,6 +1976,7 @@
           <w:rFonts w:asciiTheme="majorHAnsi" w:eastAsiaTheme="majorHAnsi" w:hAnsiTheme="majorHAnsi"/>
           <w:sz w:val="18"/>
           <w:szCs w:val="20"/>
+          <w:highlight w:val="yellow"/>
         </w:rPr>
         <w:t>머신러닝</w:t>
       </w:r>
@@ -1974,6 +1986,7 @@
           <w:rFonts w:asciiTheme="majorHAnsi" w:eastAsiaTheme="majorHAnsi" w:hAnsiTheme="majorHAnsi"/>
           <w:sz w:val="18"/>
           <w:szCs w:val="20"/>
+          <w:highlight w:val="yellow"/>
         </w:rPr>
         <w:t xml:space="preserve"> 알고리즘과 수익성 수준 예측을 활용한 추가 분석에서도 핵심 결과가 대체로 유지됨.</w:t>
       </w:r>
@@ -1986,15 +1999,17 @@
           <w:bCs/>
           <w:sz w:val="18"/>
           <w:szCs w:val="20"/>
-        </w:rPr>
-      </w:pPr>
-      <w:r>
-        <w:rPr>
-          <w:rFonts w:asciiTheme="majorHAnsi" w:eastAsiaTheme="majorHAnsi" w:hAnsiTheme="majorHAnsi"/>
-          <w:b/>
-          <w:bCs/>
-          <w:sz w:val="18"/>
-          <w:szCs w:val="20"/>
+          <w:highlight w:val="yellow"/>
+        </w:rPr>
+      </w:pPr>
+      <w:r>
+        <w:rPr>
+          <w:rFonts w:asciiTheme="majorHAnsi" w:eastAsiaTheme="majorHAnsi" w:hAnsiTheme="majorHAnsi"/>
+          <w:b/>
+          <w:bCs/>
+          <w:sz w:val="18"/>
+          <w:szCs w:val="20"/>
+          <w:highlight w:val="yellow"/>
         </w:rPr>
         <w:t>실험 6. 경제적 유의성 검증</w:t>
       </w:r>
@@ -2005,13 +2020,15 @@
           <w:rFonts w:asciiTheme="majorHAnsi" w:eastAsiaTheme="majorHAnsi" w:hAnsiTheme="majorHAnsi"/>
           <w:sz w:val="18"/>
           <w:szCs w:val="20"/>
-        </w:rPr>
-      </w:pPr>
-      <w:r>
-        <w:rPr>
-          <w:rFonts w:asciiTheme="majorHAnsi" w:eastAsiaTheme="majorHAnsi" w:hAnsiTheme="majorHAnsi"/>
-          <w:sz w:val="18"/>
-          <w:szCs w:val="20"/>
+          <w:highlight w:val="yellow"/>
+        </w:rPr>
+      </w:pPr>
+      <w:r>
+        <w:rPr>
+          <w:rFonts w:asciiTheme="majorHAnsi" w:eastAsiaTheme="majorHAnsi" w:hAnsiTheme="majorHAnsi"/>
+          <w:sz w:val="18"/>
+          <w:szCs w:val="20"/>
+          <w:highlight w:val="yellow"/>
         </w:rPr>
         <w:t xml:space="preserve">수익성 예측 성능의 향상이 금융시장에서 실제 경제적 가치로 연결되는지 확인하기 위해 모델의 </w:t>
       </w:r>
@@ -2021,6 +2038,7 @@
           <w:rFonts w:asciiTheme="majorHAnsi" w:eastAsiaTheme="majorHAnsi" w:hAnsiTheme="majorHAnsi"/>
           <w:sz w:val="18"/>
           <w:szCs w:val="20"/>
+          <w:highlight w:val="yellow"/>
         </w:rPr>
         <w:t>예측값에</w:t>
       </w:r>
@@ -2030,6 +2048,7 @@
           <w:rFonts w:asciiTheme="majorHAnsi" w:eastAsiaTheme="majorHAnsi" w:hAnsiTheme="majorHAnsi"/>
           <w:sz w:val="18"/>
           <w:szCs w:val="20"/>
+          <w:highlight w:val="yellow"/>
         </w:rPr>
         <w:t xml:space="preserve"> 따라 투자 포트폴리오를 구성하고 주식수익률을 비교함.</w:t>
       </w:r>
@@ -2048,6 +2067,7 @@
           <w:rFonts w:asciiTheme="majorHAnsi" w:eastAsiaTheme="majorHAnsi" w:hAnsiTheme="majorHAnsi"/>
           <w:sz w:val="18"/>
           <w:szCs w:val="20"/>
+          <w:highlight w:val="yellow"/>
         </w:rPr>
         <w:t>머신러닝</w:t>
       </w:r>
@@ -2057,6 +2077,7 @@
           <w:rFonts w:asciiTheme="majorHAnsi" w:eastAsiaTheme="majorHAnsi" w:hAnsiTheme="majorHAnsi"/>
           <w:sz w:val="18"/>
           <w:szCs w:val="20"/>
+          <w:highlight w:val="yellow"/>
         </w:rPr>
         <w:t xml:space="preserve"> 예측은 기존 회귀모형과 비교해 시장 기대의 조정과 관련된 추가 정보를 제공했으나, 투자 포트폴리오 수익률의 차이는 통계적으로 유의하지 않았음. 예측 정확도 개선이 반드시 유의미한 투자성과 개선을 의미하지는 않는다는 결론을 제시함.</w:t>
       </w:r>
@@ -2074,6 +2095,7 @@
           <w:rFonts w:asciiTheme="majorHAnsi" w:eastAsiaTheme="majorHAnsi" w:hAnsiTheme="majorHAnsi"/>
           <w:b/>
           <w:bCs/>
+          <w:noProof/>
           <w:sz w:val="18"/>
           <w:szCs w:val="20"/>
         </w:rPr>
@@ -2116,6 +2138,7 @@
       <w:r>
         <w:rPr>
           <w:rFonts w:asciiTheme="majorHAnsi" w:eastAsiaTheme="majorHAnsi" w:hAnsiTheme="majorHAnsi"/>
+          <w:noProof/>
           <w:sz w:val="18"/>
           <w:szCs w:val="20"/>
         </w:rPr>
@@ -2172,7 +2195,7 @@
           <w:szCs w:val="20"/>
         </w:rPr>
         <w:pict w14:anchorId="0F740A1D">
-          <v:rect id="_x0000_i1055" style="width:0;height:1.5pt" o:hralign="center" o:hrstd="t" o:hr="t" fillcolor="#a0a0a0" stroked="f"/>
+          <v:rect id="_x0000_i1025" style="width:0;height:1.5pt" o:hralign="center" o:hrstd="t" o:hr="t" fillcolor="#a0a0a0" stroked="f"/>
         </w:pict>
       </w:r>
     </w:p>
@@ -2363,6 +2386,7 @@
       <w:r>
         <w:rPr>
           <w:rFonts w:asciiTheme="majorHAnsi" w:eastAsiaTheme="majorHAnsi" w:hAnsiTheme="majorHAnsi"/>
+          <w:noProof/>
           <w:sz w:val="18"/>
           <w:szCs w:val="20"/>
         </w:rPr>
@@ -2491,6 +2515,7 @@
       <w:r>
         <w:rPr>
           <w:rFonts w:asciiTheme="majorHAnsi" w:eastAsiaTheme="majorHAnsi" w:hAnsiTheme="majorHAnsi"/>
+          <w:noProof/>
           <w:sz w:val="18"/>
           <w:szCs w:val="20"/>
         </w:rPr>
@@ -2534,6 +2559,7 @@
       <w:r>
         <w:rPr>
           <w:rFonts w:asciiTheme="majorHAnsi" w:eastAsiaTheme="majorHAnsi" w:hAnsiTheme="majorHAnsi"/>
+          <w:noProof/>
           <w:sz w:val="18"/>
           <w:szCs w:val="20"/>
         </w:rPr>
@@ -2809,15 +2835,17 @@
           <w:bCs/>
           <w:sz w:val="18"/>
           <w:szCs w:val="20"/>
-        </w:rPr>
-      </w:pPr>
-      <w:r>
-        <w:rPr>
-          <w:rFonts w:asciiTheme="majorHAnsi" w:eastAsiaTheme="majorHAnsi" w:hAnsiTheme="majorHAnsi"/>
-          <w:b/>
-          <w:bCs/>
-          <w:sz w:val="18"/>
-          <w:szCs w:val="20"/>
+          <w:highlight w:val="yellow"/>
+        </w:rPr>
+      </w:pPr>
+      <w:r>
+        <w:rPr>
+          <w:rFonts w:asciiTheme="majorHAnsi" w:eastAsiaTheme="majorHAnsi" w:hAnsiTheme="majorHAnsi"/>
+          <w:b/>
+          <w:bCs/>
+          <w:sz w:val="18"/>
+          <w:szCs w:val="20"/>
+          <w:highlight w:val="yellow"/>
         </w:rPr>
         <w:t>실험 4. 경제적 유의성 검증</w:t>
       </w:r>
@@ -2828,13 +2856,15 @@
           <w:rFonts w:asciiTheme="majorHAnsi" w:eastAsiaTheme="majorHAnsi" w:hAnsiTheme="majorHAnsi"/>
           <w:sz w:val="18"/>
           <w:szCs w:val="20"/>
-        </w:rPr>
-      </w:pPr>
-      <w:r>
-        <w:rPr>
-          <w:rFonts w:asciiTheme="majorHAnsi" w:eastAsiaTheme="majorHAnsi" w:hAnsiTheme="majorHAnsi"/>
-          <w:sz w:val="18"/>
-          <w:szCs w:val="20"/>
+          <w:highlight w:val="yellow"/>
+        </w:rPr>
+      </w:pPr>
+      <w:r>
+        <w:rPr>
+          <w:rFonts w:asciiTheme="majorHAnsi" w:eastAsiaTheme="majorHAnsi" w:hAnsiTheme="majorHAnsi"/>
+          <w:sz w:val="18"/>
+          <w:szCs w:val="20"/>
+          <w:highlight w:val="yellow"/>
         </w:rPr>
         <w:t>모델이 예측한 이익 증가 확률에 따라 기업을 분류하고, 이익 증가 확률이 높은 기업을 매수하고 낮은 기업을 매도하는 헤지 포트폴리오를 구성함. 이후 12개월간 기업규모 조정 수익률을 측정함.</w:t>
       </w:r>
@@ -2852,6 +2882,7 @@
           <w:rFonts w:asciiTheme="majorHAnsi" w:eastAsiaTheme="majorHAnsi" w:hAnsiTheme="majorHAnsi"/>
           <w:sz w:val="18"/>
           <w:szCs w:val="20"/>
+          <w:highlight w:val="yellow"/>
         </w:rPr>
         <w:t>RF 기반 포트폴리오는 연간 5.02%, SGB 기반 포트폴리오는 6.57%의 규모조정 수익률을 기록함. 확신도가 높은 예측만 사용한 포트폴리오에서는 각각 9.43%, 9.74%로 상승함. Bootstrap 검정에서도 경제적 성과의 통계적 유의성을 확인함.</w:t>
       </w:r>
@@ -3030,7 +3061,16 @@
           <w:sz w:val="18"/>
           <w:szCs w:val="20"/>
         </w:rPr>
-        <w:t>Permutation 기반 변수 중요도를 계산하여 고차원 재무 피처 가운데 예측에 기여하는 변수를 파악함. 연도별 중요도 순위를 비교하고, 재무제표 본문과 주석 항목 등 정보군별 중요도도 분석함.</w:t>
+        <w:t xml:space="preserve">Permutation 기반 변수 중요도를 계산하여 고차원 재무 피처 가운데 예측에 기여하는 변수를 파악함. </w:t>
+      </w:r>
+      <w:r>
+        <w:rPr>
+          <w:rFonts w:asciiTheme="majorHAnsi" w:eastAsiaTheme="majorHAnsi" w:hAnsiTheme="majorHAnsi"/>
+          <w:sz w:val="18"/>
+          <w:szCs w:val="20"/>
+          <w:highlight w:val="yellow"/>
+        </w:rPr>
+        <w:t>연도별 중요도 순위를 비교하고, 재무제표 본문과 주석 항목 등 정보군별 중요도도 분석함.</w:t>
       </w:r>
     </w:p>
     <w:p>
@@ -3060,6 +3100,7 @@
       <w:r>
         <w:rPr>
           <w:rFonts w:asciiTheme="majorHAnsi" w:eastAsiaTheme="majorHAnsi" w:hAnsiTheme="majorHAnsi"/>
+          <w:noProof/>
           <w:sz w:val="18"/>
           <w:szCs w:val="20"/>
         </w:rPr>
@@ -3116,7 +3157,7 @@
         </w:rPr>
         <w:lastRenderedPageBreak/>
         <w:pict w14:anchorId="71B4B367">
-          <v:rect id="_x0000_i1056" style="width:0;height:1.5pt" o:hralign="center" o:hrstd="t" o:hr="t" fillcolor="#a0a0a0" stroked="f"/>
+          <v:rect id="_x0000_i1026" style="width:0;height:1.5pt" o:hralign="center" o:hrstd="t" o:hr="t" fillcolor="#a0a0a0" stroked="f"/>
         </w:pict>
       </w:r>
     </w:p>
@@ -3267,6 +3308,7 @@
       <w:r>
         <w:rPr>
           <w:rFonts w:asciiTheme="majorHAnsi" w:eastAsiaTheme="majorHAnsi" w:hAnsiTheme="majorHAnsi"/>
+          <w:noProof/>
           <w:sz w:val="18"/>
           <w:szCs w:val="20"/>
         </w:rPr>
@@ -3309,6 +3351,7 @@
       <w:r>
         <w:rPr>
           <w:rFonts w:asciiTheme="majorHAnsi" w:eastAsiaTheme="majorHAnsi" w:hAnsiTheme="majorHAnsi"/>
+          <w:noProof/>
           <w:sz w:val="18"/>
           <w:szCs w:val="20"/>
         </w:rPr>
@@ -3721,6 +3764,7 @@
       <w:r>
         <w:rPr>
           <w:rFonts w:asciiTheme="majorHAnsi" w:eastAsiaTheme="majorHAnsi" w:hAnsiTheme="majorHAnsi"/>
+          <w:noProof/>
           <w:sz w:val="18"/>
           <w:szCs w:val="20"/>
         </w:rPr>
@@ -3885,7 +3929,7 @@
           <w:szCs w:val="20"/>
         </w:rPr>
         <w:pict w14:anchorId="3C537173">
-          <v:rect id="_x0000_i1057" style="width:0;height:1.5pt" o:hralign="center" o:hrstd="t" o:hr="t" fillcolor="#a0a0a0" stroked="f"/>
+          <v:rect id="_x0000_i1027" style="width:0;height:1.5pt" o:hralign="center" o:hrstd="t" o:hr="t" fillcolor="#a0a0a0" stroked="f"/>
         </w:pict>
       </w:r>
     </w:p>
@@ -4059,6 +4103,7 @@
       <w:r>
         <w:rPr>
           <w:rFonts w:asciiTheme="majorHAnsi" w:eastAsiaTheme="majorHAnsi" w:hAnsiTheme="majorHAnsi"/>
+          <w:noProof/>
           <w:sz w:val="18"/>
           <w:szCs w:val="20"/>
         </w:rPr>
@@ -4355,6 +4400,7 @@
       <w:r>
         <w:rPr>
           <w:rFonts w:asciiTheme="majorHAnsi" w:eastAsiaTheme="majorHAnsi" w:hAnsiTheme="majorHAnsi"/>
+          <w:noProof/>
           <w:sz w:val="18"/>
           <w:szCs w:val="20"/>
         </w:rPr>
@@ -4693,6 +4739,7 @@
       <w:r>
         <w:rPr>
           <w:rFonts w:asciiTheme="majorHAnsi" w:eastAsiaTheme="majorHAnsi" w:hAnsiTheme="majorHAnsi"/>
+          <w:noProof/>
           <w:sz w:val="18"/>
           <w:szCs w:val="20"/>
         </w:rPr>
@@ -4855,7 +4902,7 @@
           <w:szCs w:val="20"/>
         </w:rPr>
         <w:pict w14:anchorId="68342C81">
-          <v:rect id="_x0000_i1058" style="width:0;height:1.5pt" o:hralign="center" o:hrstd="t" o:hr="t" fillcolor="#a0a0a0" stroked="f"/>
+          <v:rect id="_x0000_i1028" style="width:0;height:1.5pt" o:hralign="center" o:hrstd="t" o:hr="t" fillcolor="#a0a0a0" stroked="f"/>
         </w:pict>
       </w:r>
     </w:p>
@@ -5018,6 +5065,7 @@
       <w:r>
         <w:rPr>
           <w:rFonts w:asciiTheme="majorHAnsi" w:eastAsiaTheme="majorHAnsi" w:hAnsiTheme="majorHAnsi"/>
+          <w:noProof/>
           <w:sz w:val="18"/>
           <w:szCs w:val="20"/>
         </w:rPr>
@@ -5605,13 +5653,14 @@
       <w:r>
         <w:rPr>
           <w:rFonts w:asciiTheme="majorHAnsi" w:eastAsiaTheme="majorHAnsi" w:hAnsiTheme="majorHAnsi"/>
+          <w:noProof/>
           <w:sz w:val="18"/>
           <w:szCs w:val="20"/>
         </w:rPr>
         <w:drawing>
-          <wp:inline distT="0" distB="0" distL="0" distR="0" wp14:anchorId="4C669C05" wp14:editId="678DD64A">
+          <wp:inline distT="0" distB="0" distL="0" distR="0" wp14:anchorId="4C669C05" wp14:editId="7927D458">
             <wp:extent cx="5731510" cy="3398520"/>
-            <wp:effectExtent l="0" t="0" r="2540" b="0"/>
+            <wp:effectExtent l="228600" t="228600" r="231140" b="220980"/>
             <wp:docPr id="1153241302" name="그림 1"/>
             <wp:cNvGraphicFramePr>
               <a:graphicFrameLocks xmlns:a="http://schemas.openxmlformats.org/drawingml/2006/main" noChangeAspect="1"/>
@@ -5637,6 +5686,18 @@
                     <a:prstGeom prst="rect">
                       <a:avLst/>
                     </a:prstGeom>
+                    <a:ln w="228600" cap="sq" cmpd="thickThin">
+                      <a:solidFill>
+                        <a:srgbClr val="FFFF00"/>
+                      </a:solidFill>
+                      <a:prstDash val="solid"/>
+                      <a:miter lim="800000"/>
+                    </a:ln>
+                    <a:effectLst>
+                      <a:innerShdw blurRad="76200">
+                        <a:srgbClr val="000000"/>
+                      </a:innerShdw>
+                    </a:effectLst>
                   </pic:spPr>
                 </pic:pic>
               </a:graphicData>
@@ -5708,15 +5769,17 @@
           <w:bCs/>
           <w:sz w:val="18"/>
           <w:szCs w:val="20"/>
-        </w:rPr>
-      </w:pPr>
-      <w:r>
-        <w:rPr>
-          <w:rFonts w:asciiTheme="majorHAnsi" w:eastAsiaTheme="majorHAnsi" w:hAnsiTheme="majorHAnsi"/>
-          <w:b/>
-          <w:bCs/>
-          <w:sz w:val="18"/>
-          <w:szCs w:val="20"/>
+          <w:highlight w:val="yellow"/>
+        </w:rPr>
+      </w:pPr>
+      <w:r>
+        <w:rPr>
+          <w:rFonts w:asciiTheme="majorHAnsi" w:eastAsiaTheme="majorHAnsi" w:hAnsiTheme="majorHAnsi"/>
+          <w:b/>
+          <w:bCs/>
+          <w:sz w:val="18"/>
+          <w:szCs w:val="20"/>
+          <w:highlight w:val="yellow"/>
         </w:rPr>
         <w:t>실험 7. ETS 계획기간별 분석</w:t>
       </w:r>
@@ -5727,13 +5790,15 @@
           <w:rFonts w:asciiTheme="majorHAnsi" w:eastAsiaTheme="majorHAnsi" w:hAnsiTheme="majorHAnsi"/>
           <w:sz w:val="18"/>
           <w:szCs w:val="20"/>
-        </w:rPr>
-      </w:pPr>
-      <w:r>
-        <w:rPr>
-          <w:rFonts w:asciiTheme="majorHAnsi" w:eastAsiaTheme="majorHAnsi" w:hAnsiTheme="majorHAnsi"/>
-          <w:sz w:val="18"/>
-          <w:szCs w:val="20"/>
+          <w:highlight w:val="yellow"/>
+        </w:rPr>
+      </w:pPr>
+      <w:r>
+        <w:rPr>
+          <w:rFonts w:asciiTheme="majorHAnsi" w:eastAsiaTheme="majorHAnsi" w:hAnsiTheme="majorHAnsi"/>
+          <w:sz w:val="18"/>
+          <w:szCs w:val="20"/>
+          <w:highlight w:val="yellow"/>
         </w:rPr>
         <w:t>규제 제도의 변화에 따라 수익성 관련 변수의 역할이 달라지는지 검증함.</w:t>
       </w:r>
@@ -5744,13 +5809,15 @@
           <w:rFonts w:asciiTheme="majorHAnsi" w:eastAsiaTheme="majorHAnsi" w:hAnsiTheme="majorHAnsi"/>
           <w:sz w:val="18"/>
           <w:szCs w:val="20"/>
-        </w:rPr>
-      </w:pPr>
-      <w:r>
-        <w:rPr>
-          <w:rFonts w:asciiTheme="majorHAnsi" w:eastAsiaTheme="majorHAnsi" w:hAnsiTheme="majorHAnsi"/>
-          <w:sz w:val="18"/>
-          <w:szCs w:val="20"/>
+          <w:highlight w:val="yellow"/>
+        </w:rPr>
+      </w:pPr>
+      <w:r>
+        <w:rPr>
+          <w:rFonts w:asciiTheme="majorHAnsi" w:eastAsiaTheme="majorHAnsi" w:hAnsiTheme="majorHAnsi"/>
+          <w:sz w:val="18"/>
+          <w:szCs w:val="20"/>
+          <w:highlight w:val="yellow"/>
         </w:rPr>
         <w:t>M5를 EU ETS 제2기(2008~2012년)와 제3기(2013~2014년)에 각각 적용함. 제2기는 10,383개, 제3기는 4,252개 관측치를 사용함.</w:t>
       </w:r>
@@ -5761,13 +5828,15 @@
           <w:rFonts w:asciiTheme="majorHAnsi" w:eastAsiaTheme="majorHAnsi" w:hAnsiTheme="majorHAnsi"/>
           <w:sz w:val="18"/>
           <w:szCs w:val="20"/>
-        </w:rPr>
-      </w:pPr>
-      <w:r>
-        <w:rPr>
-          <w:rFonts w:asciiTheme="majorHAnsi" w:eastAsiaTheme="majorHAnsi" w:hAnsiTheme="majorHAnsi"/>
-          <w:sz w:val="18"/>
-          <w:szCs w:val="20"/>
+          <w:highlight w:val="yellow"/>
+        </w:rPr>
+      </w:pPr>
+      <w:r>
+        <w:rPr>
+          <w:rFonts w:asciiTheme="majorHAnsi" w:eastAsiaTheme="majorHAnsi" w:hAnsiTheme="majorHAnsi"/>
+          <w:sz w:val="18"/>
+          <w:szCs w:val="20"/>
+          <w:highlight w:val="yellow"/>
         </w:rPr>
         <w:t>AF와 VETS의 음(-)의 관계는 두 기간 모두에서 유의했음. 반면 에너지효율 정책점수의 양(+)의 관계는 제2기에서 유의했으나 제3기에서는 유의하지 않았으며, 일부 재무·에너지 변수의 계수 방향과 유의성도 변화함.</w:t>
       </w:r>
@@ -5786,6 +5855,7 @@
           <w:rFonts w:asciiTheme="majorHAnsi" w:eastAsiaTheme="majorHAnsi" w:hAnsiTheme="majorHAnsi"/>
           <w:sz w:val="18"/>
           <w:szCs w:val="20"/>
+          <w:highlight w:val="yellow"/>
         </w:rPr>
         <w:t>배출권</w:t>
       </w:r>
@@ -5795,6 +5865,7 @@
           <w:rFonts w:asciiTheme="majorHAnsi" w:eastAsiaTheme="majorHAnsi" w:hAnsiTheme="majorHAnsi"/>
           <w:sz w:val="18"/>
           <w:szCs w:val="20"/>
+          <w:highlight w:val="yellow"/>
         </w:rPr>
         <w:t xml:space="preserve"> 관련 변수의 관계는 비교적 유지되는 반면, 기타 정책 및 시장 관련 요인의 관계는 규제 시기에 따라 달라질 수 있음을 확인함.</w:t>
       </w:r>
@@ -5809,6 +5880,7 @@
       <w:r>
         <w:rPr>
           <w:rFonts w:asciiTheme="majorHAnsi" w:eastAsiaTheme="majorHAnsi" w:hAnsiTheme="majorHAnsi"/>
+          <w:noProof/>
           <w:sz w:val="18"/>
           <w:szCs w:val="20"/>
         </w:rPr>
@@ -5865,7 +5937,7 @@
           <w:szCs w:val="20"/>
         </w:rPr>
         <w:pict w14:anchorId="349C4800">
-          <v:rect id="_x0000_i1059" style="width:0;height:1.5pt" o:hralign="center" o:hrstd="t" o:hr="t" fillcolor="#a0a0a0" stroked="f"/>
+          <v:rect id="_x0000_i1029" style="width:0;height:1.5pt" o:hralign="center" o:hrstd="t" o:hr="t" fillcolor="#a0a0a0" stroked="f"/>
         </w:pict>
       </w:r>
     </w:p>
@@ -6046,6 +6118,7 @@
       <w:r>
         <w:rPr>
           <w:rFonts w:asciiTheme="majorHAnsi" w:eastAsiaTheme="majorHAnsi" w:hAnsiTheme="majorHAnsi"/>
+          <w:noProof/>
           <w:sz w:val="18"/>
           <w:szCs w:val="20"/>
         </w:rPr>
@@ -6380,7 +6453,7 @@
     <w:p>
       <w:pPr>
         <w:rPr>
-          <w:rFonts w:asciiTheme="majorHAnsi" w:eastAsiaTheme="majorHAnsi" w:hAnsiTheme="majorHAnsi" w:hint="eastAsia"/>
+          <w:rFonts w:asciiTheme="majorHAnsi" w:eastAsiaTheme="majorHAnsi" w:hAnsiTheme="majorHAnsi"/>
           <w:sz w:val="18"/>
           <w:szCs w:val="20"/>
         </w:rPr>
@@ -6422,6 +6495,7 @@
       <w:r>
         <w:rPr>
           <w:rFonts w:asciiTheme="majorHAnsi" w:eastAsiaTheme="majorHAnsi" w:hAnsiTheme="majorHAnsi"/>
+          <w:noProof/>
           <w:sz w:val="18"/>
           <w:szCs w:val="20"/>
         </w:rPr>
@@ -6579,6 +6653,7 @@
       <w:r>
         <w:rPr>
           <w:rFonts w:asciiTheme="majorHAnsi" w:eastAsiaTheme="majorHAnsi" w:hAnsiTheme="majorHAnsi"/>
+          <w:noProof/>
           <w:sz w:val="18"/>
           <w:szCs w:val="20"/>
         </w:rPr>
@@ -6719,6 +6794,7 @@
       <w:r>
         <w:rPr>
           <w:rFonts w:asciiTheme="majorHAnsi" w:eastAsiaTheme="majorHAnsi" w:hAnsiTheme="majorHAnsi"/>
+          <w:noProof/>
           <w:sz w:val="18"/>
           <w:szCs w:val="20"/>
         </w:rPr>
@@ -6946,15 +7022,17 @@
           <w:bCs/>
           <w:sz w:val="18"/>
           <w:szCs w:val="20"/>
-        </w:rPr>
-      </w:pPr>
-      <w:r>
-        <w:rPr>
-          <w:rFonts w:asciiTheme="majorHAnsi" w:eastAsiaTheme="majorHAnsi" w:hAnsiTheme="majorHAnsi"/>
-          <w:b/>
-          <w:bCs/>
-          <w:sz w:val="18"/>
-          <w:szCs w:val="20"/>
+          <w:highlight w:val="yellow"/>
+        </w:rPr>
+      </w:pPr>
+      <w:r>
+        <w:rPr>
+          <w:rFonts w:asciiTheme="majorHAnsi" w:eastAsiaTheme="majorHAnsi" w:hAnsiTheme="majorHAnsi"/>
+          <w:b/>
+          <w:bCs/>
+          <w:sz w:val="18"/>
+          <w:szCs w:val="20"/>
+          <w:highlight w:val="yellow"/>
         </w:rPr>
         <w:t>실험 8. 탄소배출량 수준에 따른 이질성 분석</w:t>
       </w:r>
@@ -6965,13 +7043,15 @@
           <w:rFonts w:asciiTheme="majorHAnsi" w:eastAsiaTheme="majorHAnsi" w:hAnsiTheme="majorHAnsi"/>
           <w:sz w:val="18"/>
           <w:szCs w:val="20"/>
-        </w:rPr>
-      </w:pPr>
-      <w:r>
-        <w:rPr>
-          <w:rFonts w:asciiTheme="majorHAnsi" w:eastAsiaTheme="majorHAnsi" w:hAnsiTheme="majorHAnsi"/>
-          <w:sz w:val="18"/>
-          <w:szCs w:val="20"/>
+          <w:highlight w:val="yellow"/>
+        </w:rPr>
+      </w:pPr>
+      <w:r>
+        <w:rPr>
+          <w:rFonts w:asciiTheme="majorHAnsi" w:eastAsiaTheme="majorHAnsi" w:hAnsiTheme="majorHAnsi"/>
+          <w:sz w:val="18"/>
+          <w:szCs w:val="20"/>
+          <w:highlight w:val="yellow"/>
         </w:rPr>
         <w:t>동일한 규제대상 기업이라도 탄소배출량 수준에 따라 수익성 및 기업가치 변화가 다르게 나타나는지 검증함.</w:t>
       </w:r>
@@ -6982,13 +7062,15 @@
           <w:rFonts w:asciiTheme="majorHAnsi" w:eastAsiaTheme="majorHAnsi" w:hAnsiTheme="majorHAnsi"/>
           <w:sz w:val="18"/>
           <w:szCs w:val="20"/>
-        </w:rPr>
-      </w:pPr>
-      <w:r>
-        <w:rPr>
-          <w:rFonts w:asciiTheme="majorHAnsi" w:eastAsiaTheme="majorHAnsi" w:hAnsiTheme="majorHAnsi"/>
-          <w:sz w:val="18"/>
-          <w:szCs w:val="20"/>
+          <w:highlight w:val="yellow"/>
+        </w:rPr>
+      </w:pPr>
+      <w:r>
+        <w:rPr>
+          <w:rFonts w:asciiTheme="majorHAnsi" w:eastAsiaTheme="majorHAnsi" w:hAnsiTheme="majorHAnsi"/>
+          <w:sz w:val="18"/>
+          <w:szCs w:val="20"/>
+          <w:highlight w:val="yellow"/>
         </w:rPr>
         <w:t xml:space="preserve">ETS 참여기업만을 대상으로 배출량 </w:t>
       </w:r>
@@ -6998,6 +7080,7 @@
           <w:rFonts w:asciiTheme="majorHAnsi" w:eastAsiaTheme="majorHAnsi" w:hAnsiTheme="majorHAnsi"/>
           <w:sz w:val="18"/>
           <w:szCs w:val="20"/>
+          <w:highlight w:val="yellow"/>
         </w:rPr>
         <w:t>로그값과</w:t>
       </w:r>
@@ -7007,6 +7090,7 @@
           <w:rFonts w:asciiTheme="majorHAnsi" w:eastAsiaTheme="majorHAnsi" w:hAnsiTheme="majorHAnsi"/>
           <w:sz w:val="18"/>
           <w:szCs w:val="20"/>
+          <w:highlight w:val="yellow"/>
         </w:rPr>
         <w:t xml:space="preserve"> 규제 도입 이후 시점의 상호작용을 분석함.</w:t>
       </w:r>
@@ -7017,13 +7101,15 @@
           <w:rFonts w:asciiTheme="majorHAnsi" w:eastAsiaTheme="majorHAnsi" w:hAnsiTheme="majorHAnsi"/>
           <w:sz w:val="18"/>
           <w:szCs w:val="20"/>
-        </w:rPr>
-      </w:pPr>
-      <w:r>
-        <w:rPr>
-          <w:rFonts w:asciiTheme="majorHAnsi" w:eastAsiaTheme="majorHAnsi" w:hAnsiTheme="majorHAnsi"/>
-          <w:sz w:val="18"/>
-          <w:szCs w:val="20"/>
+          <w:highlight w:val="yellow"/>
+        </w:rPr>
+      </w:pPr>
+      <w:r>
+        <w:rPr>
+          <w:rFonts w:asciiTheme="majorHAnsi" w:eastAsiaTheme="majorHAnsi" w:hAnsiTheme="majorHAnsi"/>
+          <w:sz w:val="18"/>
+          <w:szCs w:val="20"/>
+          <w:highlight w:val="yellow"/>
         </w:rPr>
         <w:t>ROA에 대한 상호작용 계수는 유의하지 않았으나, Tobin's Q에서는 -0.043~-0.047로 유의한 음(-)의 관계를 보였음.</w:t>
       </w:r>
@@ -7041,6 +7127,7 @@
           <w:rFonts w:asciiTheme="majorHAnsi" w:eastAsiaTheme="majorHAnsi" w:hAnsiTheme="majorHAnsi"/>
           <w:sz w:val="18"/>
           <w:szCs w:val="20"/>
+          <w:highlight w:val="yellow"/>
         </w:rPr>
         <w:lastRenderedPageBreak/>
         <w:t>탄소배출량이 많은 기업에서 기업가치 하락이 더 크게 나타났으며, 투자자들이 기업별 탄소위험 노출 수준을 차별적으로 반영했을 가능성을 제시함.</w:t>
@@ -7104,7 +7191,7 @@
     <w:p>
       <w:pPr>
         <w:rPr>
-          <w:rFonts w:asciiTheme="majorHAnsi" w:eastAsiaTheme="majorHAnsi" w:hAnsiTheme="majorHAnsi" w:hint="eastAsia"/>
+          <w:rFonts w:asciiTheme="majorHAnsi" w:eastAsiaTheme="majorHAnsi" w:hAnsiTheme="majorHAnsi"/>
           <w:sz w:val="18"/>
           <w:szCs w:val="20"/>
         </w:rPr>
@@ -7785,6 +7872,7 @@
   <w:style w:type="character" w:default="1" w:styleId="a0">
     <w:name w:val="Default Paragraph Font"/>
     <w:uiPriority w:val="1"/>
+    <w:semiHidden/>
     <w:unhideWhenUsed/>
   </w:style>
   <w:style w:type="table" w:default="1" w:styleId="a1">
